--- a/モバイル開発企画書.docx
+++ b/モバイル開発企画書.docx
@@ -269,18 +269,33 @@
     <w:p>
       <w:pPr>
         <w:rPr>
-          <w:rFonts w:hint="eastAsia"/>
-          <w:sz w:val="28"/>
-          <w:szCs w:val="36"/>
-        </w:rPr>
-      </w:pPr>
-      <w:r>
-        <w:rPr>
-          <w:rFonts w:hint="eastAsia"/>
-          <w:sz w:val="28"/>
-          <w:szCs w:val="36"/>
-        </w:rPr>
-        <w:t>私のように、複数の企業の先駆を受けたい方向けです</w:t>
+          <w:sz w:val="28"/>
+          <w:szCs w:val="36"/>
+        </w:rPr>
+      </w:pPr>
+      <w:r>
+        <w:rPr>
+          <w:rFonts w:hint="eastAsia"/>
+          <w:sz w:val="28"/>
+          <w:szCs w:val="36"/>
+        </w:rPr>
+        <w:t>私のように、複数の企業の</w:t>
+      </w:r>
+      <w:r>
+        <w:rPr>
+          <w:rFonts w:hint="eastAsia"/>
+          <w:sz w:val="28"/>
+          <w:szCs w:val="36"/>
+        </w:rPr>
+        <w:t>選考</w:t>
+      </w:r>
+      <w:r>
+        <w:rPr>
+          <w:rFonts w:hint="eastAsia"/>
+          <w:sz w:val="28"/>
+          <w:szCs w:val="36"/>
+        </w:rPr>
+        <w:t>を受けたい方向けです</w:t>
       </w:r>
     </w:p>
     <w:sectPr>
@@ -1619,6 +1634,23 @@
 </file>
 
 <file path=customXml/item1.xml><?xml version="1.0" encoding="utf-8"?>
+<p:properties xmlns:p="http://schemas.microsoft.com/office/2006/metadata/properties" xmlns:xsi="http://www.w3.org/2001/XMLSchema-instance" xmlns:pc="http://schemas.microsoft.com/office/infopath/2007/PartnerControls">
+  <documentManagement>
+    <_activity xmlns="d9da7bd8-af51-43f2-9535-1e5448c4b97e" xsi:nil="true"/>
+  </documentManagement>
+</p:properties>
+</file>
+
+<file path=customXml/item2.xml><?xml version="1.0" encoding="utf-8"?>
+<?mso-contentType ?>
+<FormTemplates xmlns="http://schemas.microsoft.com/sharepoint/v3/contenttype/forms">
+  <Display>DocumentLibraryForm</Display>
+  <Edit>DocumentLibraryForm</Edit>
+  <New>DocumentLibraryForm</New>
+</FormTemplates>
+</file>
+
+<file path=customXml/item3.xml><?xml version="1.0" encoding="utf-8"?>
 <ct:contentTypeSchema xmlns:ct="http://schemas.microsoft.com/office/2006/metadata/contentType" xmlns:ma="http://schemas.microsoft.com/office/2006/metadata/properties/metaAttributes" ct:_="" ma:_="" ma:contentTypeName="ドキュメント" ma:contentTypeID="0x010100EDB961CF66848D4AB4A1C7D5A07FFE0D" ma:contentTypeVersion="11" ma:contentTypeDescription="新しいドキュメントを作成します。" ma:contentTypeScope="" ma:versionID="9cce512e15068635f58a37276144975f">
   <xsd:schema xmlns:xsd="http://www.w3.org/2001/XMLSchema" xmlns:xs="http://www.w3.org/2001/XMLSchema" xmlns:p="http://schemas.microsoft.com/office/2006/metadata/properties" xmlns:ns3="d9da7bd8-af51-43f2-9535-1e5448c4b97e" targetNamespace="http://schemas.microsoft.com/office/2006/metadata/properties" ma:root="true" ma:fieldsID="8ee3c826d915d975ff441cd97a498cee" ns3:_="">
     <xsd:import namespace="d9da7bd8-af51-43f2-9535-1e5448c4b97e"/>
@@ -1806,24 +1838,25 @@
 </ct:contentTypeSchema>
 </file>
 
-<file path=customXml/item2.xml><?xml version="1.0" encoding="utf-8"?>
-<?mso-contentType ?>
-<FormTemplates xmlns="http://schemas.microsoft.com/sharepoint/v3/contenttype/forms">
-  <Display>DocumentLibraryForm</Display>
-  <Edit>DocumentLibraryForm</Edit>
-  <New>DocumentLibraryForm</New>
-</FormTemplates>
+<file path=customXml/itemProps1.xml><?xml version="1.0" encoding="utf-8"?>
+<ds:datastoreItem xmlns:ds="http://schemas.openxmlformats.org/officeDocument/2006/customXml" ds:itemID="{F9448471-8290-4066-B55E-F40A24A726F9}">
+  <ds:schemaRefs>
+    <ds:schemaRef ds:uri="http://schemas.microsoft.com/office/2006/metadata/properties"/>
+    <ds:schemaRef ds:uri="http://schemas.microsoft.com/office/infopath/2007/PartnerControls"/>
+    <ds:schemaRef ds:uri="d9da7bd8-af51-43f2-9535-1e5448c4b97e"/>
+  </ds:schemaRefs>
+</ds:datastoreItem>
 </file>
 
-<file path=customXml/item3.xml><?xml version="1.0" encoding="utf-8"?>
-<p:properties xmlns:p="http://schemas.microsoft.com/office/2006/metadata/properties" xmlns:xsi="http://www.w3.org/2001/XMLSchema-instance" xmlns:pc="http://schemas.microsoft.com/office/infopath/2007/PartnerControls">
-  <documentManagement>
-    <_activity xmlns="d9da7bd8-af51-43f2-9535-1e5448c4b97e" xsi:nil="true"/>
-  </documentManagement>
-</p:properties>
+<file path=customXml/itemProps2.xml><?xml version="1.0" encoding="utf-8"?>
+<ds:datastoreItem xmlns:ds="http://schemas.openxmlformats.org/officeDocument/2006/customXml" ds:itemID="{B909E4AF-3EDD-4463-8A27-E1DC9E83D690}">
+  <ds:schemaRefs>
+    <ds:schemaRef ds:uri="http://schemas.microsoft.com/sharepoint/v3/contenttype/forms"/>
+  </ds:schemaRefs>
+</ds:datastoreItem>
 </file>
 
-<file path=customXml/itemProps1.xml><?xml version="1.0" encoding="utf-8"?>
+<file path=customXml/itemProps3.xml><?xml version="1.0" encoding="utf-8"?>
 <ds:datastoreItem xmlns:ds="http://schemas.openxmlformats.org/officeDocument/2006/customXml" ds:itemID="{14562252-4D34-46FA-BD2A-E9BDB3B39D47}">
   <ds:schemaRefs>
     <ds:schemaRef ds:uri="http://schemas.microsoft.com/office/2006/metadata/contentType"/>
@@ -1839,28 +1872,4 @@
     <ds:schemaRef ds:uri="http://schemas.microsoft.com/internal/obd"/>
   </ds:schemaRefs>
 </ds:datastoreItem>
-</file>
-
-<file path=customXml/itemProps2.xml><?xml version="1.0" encoding="utf-8"?>
-<ds:datastoreItem xmlns:ds="http://schemas.openxmlformats.org/officeDocument/2006/customXml" ds:itemID="{B909E4AF-3EDD-4463-8A27-E1DC9E83D690}">
-  <ds:schemaRefs>
-    <ds:schemaRef ds:uri="http://schemas.microsoft.com/sharepoint/v3/contenttype/forms"/>
-  </ds:schemaRefs>
-</ds:datastoreItem>
-</file>
-
-<file path=customXml/itemProps3.xml><?xml version="1.0" encoding="utf-8"?>
-<ds:datastoreItem xmlns:ds="http://schemas.openxmlformats.org/officeDocument/2006/customXml" ds:itemID="{F9448471-8290-4066-B55E-F40A24A726F9}">
-  <ds:schemaRefs>
-    <ds:schemaRef ds:uri="http://www.w3.org/XML/1998/namespace"/>
-    <ds:schemaRef ds:uri="http://purl.org/dc/dcmitype/"/>
-    <ds:schemaRef ds:uri="http://schemas.microsoft.com/office/2006/metadata/properties"/>
-    <ds:schemaRef ds:uri="d9da7bd8-af51-43f2-9535-1e5448c4b97e"/>
-    <ds:schemaRef ds:uri="http://schemas.microsoft.com/office/2006/documentManagement/types"/>
-    <ds:schemaRef ds:uri="http://schemas.openxmlformats.org/package/2006/metadata/core-properties"/>
-    <ds:schemaRef ds:uri="http://purl.org/dc/elements/1.1/"/>
-    <ds:schemaRef ds:uri="http://schemas.microsoft.com/office/infopath/2007/PartnerControls"/>
-    <ds:schemaRef ds:uri="http://purl.org/dc/terms/"/>
-  </ds:schemaRefs>
-</ds:datastoreItem>
 </file>
--- a/モバイル開発企画書.docx
+++ b/モバイル開発企画書.docx
@@ -296,6 +296,137 @@
           <w:szCs w:val="36"/>
         </w:rPr>
         <w:t>を受けたい方向けです</w:t>
+      </w:r>
+    </w:p>
+    <w:p>
+      <w:pPr>
+        <w:rPr>
+          <w:sz w:val="28"/>
+          <w:szCs w:val="36"/>
+        </w:rPr>
+      </w:pPr>
+      <w:r>
+        <w:rPr>
+          <w:rFonts w:hint="eastAsia"/>
+          <w:sz w:val="28"/>
+          <w:szCs w:val="36"/>
+        </w:rPr>
+        <w:lastRenderedPageBreak/>
+        <w:t>遷移先</w:t>
+      </w:r>
+    </w:p>
+    <w:p>
+      <w:pPr>
+        <w:rPr>
+          <w:sz w:val="28"/>
+          <w:szCs w:val="36"/>
+        </w:rPr>
+      </w:pPr>
+      <w:r>
+        <w:rPr>
+          <w:rFonts w:hint="eastAsia"/>
+          <w:sz w:val="28"/>
+          <w:szCs w:val="36"/>
+        </w:rPr>
+        <w:t>ホームページ</w:t>
+      </w:r>
+    </w:p>
+    <w:p>
+      <w:pPr>
+        <w:rPr>
+          <w:sz w:val="28"/>
+          <w:szCs w:val="36"/>
+        </w:rPr>
+      </w:pPr>
+      <w:r>
+        <w:rPr>
+          <w:rFonts w:hint="eastAsia"/>
+          <w:sz w:val="28"/>
+          <w:szCs w:val="36"/>
+        </w:rPr>
+        <w:t>→メモページ</w:t>
+      </w:r>
+    </w:p>
+    <w:p>
+      <w:pPr>
+        <w:rPr>
+          <w:sz w:val="28"/>
+          <w:szCs w:val="36"/>
+        </w:rPr>
+      </w:pPr>
+      <w:r>
+        <w:rPr>
+          <w:rFonts w:hint="eastAsia"/>
+          <w:sz w:val="28"/>
+          <w:szCs w:val="36"/>
+        </w:rPr>
+        <w:t xml:space="preserve">　→メモカスタマイズページ</w:t>
+      </w:r>
+    </w:p>
+    <w:p>
+      <w:pPr>
+        <w:rPr>
+          <w:sz w:val="28"/>
+          <w:szCs w:val="36"/>
+        </w:rPr>
+      </w:pPr>
+      <w:r>
+        <w:rPr>
+          <w:rFonts w:hint="eastAsia"/>
+          <w:sz w:val="28"/>
+          <w:szCs w:val="36"/>
+        </w:rPr>
+        <w:t xml:space="preserve">　→メモ入力・編集ページ</w:t>
+      </w:r>
+    </w:p>
+    <w:p>
+      <w:pPr>
+        <w:rPr>
+          <w:rFonts w:hint="eastAsia"/>
+          <w:sz w:val="28"/>
+          <w:szCs w:val="36"/>
+        </w:rPr>
+      </w:pPr>
+      <w:r>
+        <w:rPr>
+          <w:rFonts w:hint="eastAsia"/>
+          <w:sz w:val="28"/>
+          <w:szCs w:val="36"/>
+        </w:rPr>
+        <w:t xml:space="preserve">　　→リマインダー設定ページ</w:t>
+      </w:r>
+    </w:p>
+    <w:p>
+      <w:pPr>
+        <w:rPr>
+          <w:sz w:val="28"/>
+          <w:szCs w:val="36"/>
+        </w:rPr>
+      </w:pPr>
+      <w:r>
+        <w:rPr>
+          <w:rFonts w:hint="eastAsia"/>
+          <w:sz w:val="28"/>
+          <w:szCs w:val="36"/>
+        </w:rPr>
+        <w:t>→タスクページ（以下予定）</w:t>
+      </w:r>
+    </w:p>
+    <w:p>
+      <w:pPr>
+        <w:rPr>
+          <w:rFonts w:hint="eastAsia"/>
+          <w:sz w:val="28"/>
+          <w:szCs w:val="36"/>
+        </w:rPr>
+      </w:pPr>
+      <w:r>
+        <w:rPr>
+          <w:rFonts w:hint="eastAsia"/>
+          <w:sz w:val="28"/>
+          <w:szCs w:val="36"/>
+        </w:rPr>
+        <w:t xml:space="preserve">　→タスク入力ページ</w:t>
       </w:r>
     </w:p>
     <w:sectPr>
@@ -1634,23 +1765,6 @@
 </file>
 
 <file path=customXml/item1.xml><?xml version="1.0" encoding="utf-8"?>
-<p:properties xmlns:p="http://schemas.microsoft.com/office/2006/metadata/properties" xmlns:xsi="http://www.w3.org/2001/XMLSchema-instance" xmlns:pc="http://schemas.microsoft.com/office/infopath/2007/PartnerControls">
-  <documentManagement>
-    <_activity xmlns="d9da7bd8-af51-43f2-9535-1e5448c4b97e" xsi:nil="true"/>
-  </documentManagement>
-</p:properties>
-</file>
-
-<file path=customXml/item2.xml><?xml version="1.0" encoding="utf-8"?>
-<?mso-contentType ?>
-<FormTemplates xmlns="http://schemas.microsoft.com/sharepoint/v3/contenttype/forms">
-  <Display>DocumentLibraryForm</Display>
-  <Edit>DocumentLibraryForm</Edit>
-  <New>DocumentLibraryForm</New>
-</FormTemplates>
-</file>
-
-<file path=customXml/item3.xml><?xml version="1.0" encoding="utf-8"?>
 <ct:contentTypeSchema xmlns:ct="http://schemas.microsoft.com/office/2006/metadata/contentType" xmlns:ma="http://schemas.microsoft.com/office/2006/metadata/properties/metaAttributes" ct:_="" ma:_="" ma:contentTypeName="ドキュメント" ma:contentTypeID="0x010100EDB961CF66848D4AB4A1C7D5A07FFE0D" ma:contentTypeVersion="11" ma:contentTypeDescription="新しいドキュメントを作成します。" ma:contentTypeScope="" ma:versionID="9cce512e15068635f58a37276144975f">
   <xsd:schema xmlns:xsd="http://www.w3.org/2001/XMLSchema" xmlns:xs="http://www.w3.org/2001/XMLSchema" xmlns:p="http://schemas.microsoft.com/office/2006/metadata/properties" xmlns:ns3="d9da7bd8-af51-43f2-9535-1e5448c4b97e" targetNamespace="http://schemas.microsoft.com/office/2006/metadata/properties" ma:root="true" ma:fieldsID="8ee3c826d915d975ff441cd97a498cee" ns3:_="">
     <xsd:import namespace="d9da7bd8-af51-43f2-9535-1e5448c4b97e"/>
@@ -1838,25 +1952,24 @@
 </ct:contentTypeSchema>
 </file>
 
-<file path=customXml/itemProps1.xml><?xml version="1.0" encoding="utf-8"?>
-<ds:datastoreItem xmlns:ds="http://schemas.openxmlformats.org/officeDocument/2006/customXml" ds:itemID="{F9448471-8290-4066-B55E-F40A24A726F9}">
-  <ds:schemaRefs>
-    <ds:schemaRef ds:uri="http://schemas.microsoft.com/office/2006/metadata/properties"/>
-    <ds:schemaRef ds:uri="http://schemas.microsoft.com/office/infopath/2007/PartnerControls"/>
-    <ds:schemaRef ds:uri="d9da7bd8-af51-43f2-9535-1e5448c4b97e"/>
-  </ds:schemaRefs>
-</ds:datastoreItem>
+<file path=customXml/item2.xml><?xml version="1.0" encoding="utf-8"?>
+<?mso-contentType ?>
+<FormTemplates xmlns="http://schemas.microsoft.com/sharepoint/v3/contenttype/forms">
+  <Display>DocumentLibraryForm</Display>
+  <Edit>DocumentLibraryForm</Edit>
+  <New>DocumentLibraryForm</New>
+</FormTemplates>
 </file>
 
-<file path=customXml/itemProps2.xml><?xml version="1.0" encoding="utf-8"?>
-<ds:datastoreItem xmlns:ds="http://schemas.openxmlformats.org/officeDocument/2006/customXml" ds:itemID="{B909E4AF-3EDD-4463-8A27-E1DC9E83D690}">
-  <ds:schemaRefs>
-    <ds:schemaRef ds:uri="http://schemas.microsoft.com/sharepoint/v3/contenttype/forms"/>
-  </ds:schemaRefs>
-</ds:datastoreItem>
+<file path=customXml/item3.xml><?xml version="1.0" encoding="utf-8"?>
+<p:properties xmlns:p="http://schemas.microsoft.com/office/2006/metadata/properties" xmlns:xsi="http://www.w3.org/2001/XMLSchema-instance" xmlns:pc="http://schemas.microsoft.com/office/infopath/2007/PartnerControls">
+  <documentManagement>
+    <_activity xmlns="d9da7bd8-af51-43f2-9535-1e5448c4b97e" xsi:nil="true"/>
+  </documentManagement>
+</p:properties>
 </file>
 
-<file path=customXml/itemProps3.xml><?xml version="1.0" encoding="utf-8"?>
+<file path=customXml/itemProps1.xml><?xml version="1.0" encoding="utf-8"?>
 <ds:datastoreItem xmlns:ds="http://schemas.openxmlformats.org/officeDocument/2006/customXml" ds:itemID="{14562252-4D34-46FA-BD2A-E9BDB3B39D47}">
   <ds:schemaRefs>
     <ds:schemaRef ds:uri="http://schemas.microsoft.com/office/2006/metadata/contentType"/>
@@ -1872,4 +1985,22 @@
     <ds:schemaRef ds:uri="http://schemas.microsoft.com/internal/obd"/>
   </ds:schemaRefs>
 </ds:datastoreItem>
+</file>
+
+<file path=customXml/itemProps2.xml><?xml version="1.0" encoding="utf-8"?>
+<ds:datastoreItem xmlns:ds="http://schemas.openxmlformats.org/officeDocument/2006/customXml" ds:itemID="{B909E4AF-3EDD-4463-8A27-E1DC9E83D690}">
+  <ds:schemaRefs>
+    <ds:schemaRef ds:uri="http://schemas.microsoft.com/sharepoint/v3/contenttype/forms"/>
+  </ds:schemaRefs>
+</ds:datastoreItem>
+</file>
+
+<file path=customXml/itemProps3.xml><?xml version="1.0" encoding="utf-8"?>
+<ds:datastoreItem xmlns:ds="http://schemas.openxmlformats.org/officeDocument/2006/customXml" ds:itemID="{F9448471-8290-4066-B55E-F40A24A726F9}">
+  <ds:schemaRefs>
+    <ds:schemaRef ds:uri="http://schemas.microsoft.com/office/2006/metadata/properties"/>
+    <ds:schemaRef ds:uri="http://schemas.microsoft.com/office/infopath/2007/PartnerControls"/>
+    <ds:schemaRef ds:uri="d9da7bd8-af51-43f2-9535-1e5448c4b97e"/>
+  </ds:schemaRefs>
+</ds:datastoreItem>
 </file>
--- a/モバイル開発企画書.docx
+++ b/モバイル開発企画書.docx
@@ -53,46 +53,24 @@
     <w:p>
       <w:pPr>
         <w:rPr>
-          <w:sz w:val="28"/>
-          <w:szCs w:val="36"/>
-        </w:rPr>
-      </w:pPr>
-      <w:r>
-        <w:rPr>
-          <w:rFonts w:hint="eastAsia"/>
-          <w:sz w:val="28"/>
-          <w:szCs w:val="36"/>
-        </w:rPr>
-        <w:t>会社名をタイトルにしてメモを残せます。</w:t>
-      </w:r>
-      <w:r>
-        <w:rPr>
-          <w:rFonts w:hint="eastAsia"/>
-          <w:sz w:val="28"/>
-          <w:szCs w:val="36"/>
-        </w:rPr>
-        <w:t>また、カレンダー機能も搭載することにより</w:t>
-      </w:r>
-      <w:r>
-        <w:rPr>
-          <w:rFonts w:hint="eastAsia"/>
-          <w:sz w:val="28"/>
-          <w:szCs w:val="36"/>
-        </w:rPr>
-        <w:t>選考や説明会の予定をタスクとしてわかりやすく</w:t>
-      </w:r>
-      <w:r>
-        <w:rPr>
-          <w:rFonts w:hint="eastAsia"/>
-          <w:sz w:val="28"/>
-          <w:szCs w:val="36"/>
-        </w:rPr>
-        <w:t>まとめることができます。</w:t>
-      </w:r>
-    </w:p>
-    <w:p>
-      <w:pPr>
-        <w:rPr>
+          <w:rFonts w:hint="eastAsia"/>
+          <w:sz w:val="28"/>
+          <w:szCs w:val="36"/>
+        </w:rPr>
+      </w:pPr>
+      <w:r>
+        <w:rPr>
+          <w:rFonts w:hint="eastAsia"/>
+          <w:sz w:val="28"/>
+          <w:szCs w:val="36"/>
+        </w:rPr>
+        <w:t>就職活動の状況をわかりやすくまとめることができます。また、AIを用いて相談することもできます。</w:t>
+      </w:r>
+    </w:p>
+    <w:p>
+      <w:pPr>
+        <w:rPr>
+          <w:rFonts w:hint="eastAsia"/>
           <w:sz w:val="28"/>
           <w:szCs w:val="36"/>
         </w:rPr>
@@ -201,6 +179,31 @@
           <w:szCs w:val="36"/>
         </w:rPr>
       </w:pPr>
+      <w:r>
+        <w:rPr>
+          <w:rFonts w:hint="eastAsia"/>
+          <w:sz w:val="28"/>
+          <w:szCs w:val="36"/>
+        </w:rPr>
+        <w:t>・比較機能</w:t>
+      </w:r>
+    </w:p>
+    <w:p>
+      <w:pPr>
+        <w:rPr>
+          <w:rFonts w:hint="eastAsia"/>
+          <w:sz w:val="28"/>
+          <w:szCs w:val="36"/>
+        </w:rPr>
+      </w:pPr>
+      <w:r>
+        <w:rPr>
+          <w:rFonts w:hint="eastAsia"/>
+          <w:sz w:val="28"/>
+          <w:szCs w:val="36"/>
+        </w:rPr>
+        <w:t>・AI相談機能</w:t>
+      </w:r>
     </w:p>
     <w:p>
       <w:pPr>
@@ -231,87 +234,31 @@
           <w:sz w:val="28"/>
           <w:szCs w:val="36"/>
         </w:rPr>
-        <w:t>内定複数は欲しいな～と思い現在複数企業の選考や企業説明会を受ける中で既存のメモアプリで</w:t>
-      </w:r>
-      <w:r>
-        <w:rPr>
-          <w:rFonts w:hint="eastAsia"/>
-          <w:sz w:val="28"/>
-          <w:szCs w:val="36"/>
-        </w:rPr>
-        <w:t>就活状況や企業情報を</w:t>
-      </w:r>
-      <w:r>
-        <w:rPr>
-          <w:rFonts w:hint="eastAsia"/>
-          <w:sz w:val="28"/>
-          <w:szCs w:val="36"/>
-        </w:rPr>
-        <w:t>まとめるのには機能に限界があり個人的に</w:t>
-      </w:r>
-      <w:r>
-        <w:rPr>
-          <w:rFonts w:hint="eastAsia"/>
-          <w:sz w:val="28"/>
-          <w:szCs w:val="36"/>
-        </w:rPr>
-        <w:t>気持ちがしんどく</w:t>
-      </w:r>
-      <w:r>
-        <w:rPr>
-          <w:rFonts w:hint="eastAsia"/>
-          <w:sz w:val="28"/>
-          <w:szCs w:val="36"/>
-        </w:rPr>
-        <w:t>なってきたため</w:t>
-      </w:r>
-    </w:p>
-    <w:p>
-      <w:pPr>
-        <w:rPr>
-          <w:sz w:val="28"/>
-          <w:szCs w:val="36"/>
-        </w:rPr>
-      </w:pPr>
-      <w:r>
-        <w:rPr>
-          <w:rFonts w:hint="eastAsia"/>
-          <w:sz w:val="28"/>
-          <w:szCs w:val="36"/>
-        </w:rPr>
-        <w:t>私のように、複数の企業の</w:t>
-      </w:r>
-      <w:r>
-        <w:rPr>
-          <w:rFonts w:hint="eastAsia"/>
-          <w:sz w:val="28"/>
-          <w:szCs w:val="36"/>
-        </w:rPr>
-        <w:t>選考</w:t>
-      </w:r>
-      <w:r>
-        <w:rPr>
-          <w:rFonts w:hint="eastAsia"/>
-          <w:sz w:val="28"/>
-          <w:szCs w:val="36"/>
-        </w:rPr>
-        <w:t>を受けたい方向けです</w:t>
-      </w:r>
-    </w:p>
-    <w:p>
-      <w:pPr>
-        <w:rPr>
-          <w:sz w:val="28"/>
-          <w:szCs w:val="36"/>
-        </w:rPr>
-      </w:pPr>
-      <w:r>
-        <w:rPr>
-          <w:rFonts w:hint="eastAsia"/>
-          <w:sz w:val="28"/>
-          <w:szCs w:val="36"/>
-        </w:rPr>
-        <w:lastRenderedPageBreak/>
+        <w:t>就職活動中、複数社を受けており既存のメモ帳アプリにて整理・記録をしていたのですが既存のものでは機能に限界があり、こういったものがあれば、といったことが多かったため私が作ることにしました。</w:t>
+      </w:r>
+    </w:p>
+    <w:p>
+      <w:pPr>
+        <w:rPr>
+          <w:rFonts w:hint="eastAsia"/>
+          <w:sz w:val="28"/>
+          <w:szCs w:val="36"/>
+        </w:rPr>
+      </w:pPr>
+    </w:p>
+    <w:p>
+      <w:pPr>
+        <w:rPr>
+          <w:sz w:val="28"/>
+          <w:szCs w:val="36"/>
+        </w:rPr>
+      </w:pPr>
+      <w:r>
+        <w:rPr>
+          <w:rFonts w:hint="eastAsia"/>
+          <w:sz w:val="28"/>
+          <w:szCs w:val="36"/>
+        </w:rPr>
         <w:t>遷移先</w:t>
       </w:r>
     </w:p>
@@ -382,7 +329,6 @@
     <w:p>
       <w:pPr>
         <w:rPr>
-          <w:rFonts w:hint="eastAsia"/>
           <w:sz w:val="28"/>
           <w:szCs w:val="36"/>
         </w:rPr>
@@ -415,7 +361,6 @@
     <w:p>
       <w:pPr>
         <w:rPr>
-          <w:rFonts w:hint="eastAsia"/>
           <w:sz w:val="28"/>
           <w:szCs w:val="36"/>
         </w:rPr>
@@ -1765,6 +1710,23 @@
 </file>
 
 <file path=customXml/item1.xml><?xml version="1.0" encoding="utf-8"?>
+<p:properties xmlns:p="http://schemas.microsoft.com/office/2006/metadata/properties" xmlns:xsi="http://www.w3.org/2001/XMLSchema-instance" xmlns:pc="http://schemas.microsoft.com/office/infopath/2007/PartnerControls">
+  <documentManagement>
+    <_activity xmlns="d9da7bd8-af51-43f2-9535-1e5448c4b97e" xsi:nil="true"/>
+  </documentManagement>
+</p:properties>
+</file>
+
+<file path=customXml/item2.xml><?xml version="1.0" encoding="utf-8"?>
+<?mso-contentType ?>
+<FormTemplates xmlns="http://schemas.microsoft.com/sharepoint/v3/contenttype/forms">
+  <Display>DocumentLibraryForm</Display>
+  <Edit>DocumentLibraryForm</Edit>
+  <New>DocumentLibraryForm</New>
+</FormTemplates>
+</file>
+
+<file path=customXml/item3.xml><?xml version="1.0" encoding="utf-8"?>
 <ct:contentTypeSchema xmlns:ct="http://schemas.microsoft.com/office/2006/metadata/contentType" xmlns:ma="http://schemas.microsoft.com/office/2006/metadata/properties/metaAttributes" ct:_="" ma:_="" ma:contentTypeName="ドキュメント" ma:contentTypeID="0x010100EDB961CF66848D4AB4A1C7D5A07FFE0D" ma:contentTypeVersion="11" ma:contentTypeDescription="新しいドキュメントを作成します。" ma:contentTypeScope="" ma:versionID="9cce512e15068635f58a37276144975f">
   <xsd:schema xmlns:xsd="http://www.w3.org/2001/XMLSchema" xmlns:xs="http://www.w3.org/2001/XMLSchema" xmlns:p="http://schemas.microsoft.com/office/2006/metadata/properties" xmlns:ns3="d9da7bd8-af51-43f2-9535-1e5448c4b97e" targetNamespace="http://schemas.microsoft.com/office/2006/metadata/properties" ma:root="true" ma:fieldsID="8ee3c826d915d975ff441cd97a498cee" ns3:_="">
     <xsd:import namespace="d9da7bd8-af51-43f2-9535-1e5448c4b97e"/>
@@ -1952,24 +1914,25 @@
 </ct:contentTypeSchema>
 </file>
 
-<file path=customXml/item2.xml><?xml version="1.0" encoding="utf-8"?>
-<?mso-contentType ?>
-<FormTemplates xmlns="http://schemas.microsoft.com/sharepoint/v3/contenttype/forms">
-  <Display>DocumentLibraryForm</Display>
-  <Edit>DocumentLibraryForm</Edit>
-  <New>DocumentLibraryForm</New>
-</FormTemplates>
+<file path=customXml/itemProps1.xml><?xml version="1.0" encoding="utf-8"?>
+<ds:datastoreItem xmlns:ds="http://schemas.openxmlformats.org/officeDocument/2006/customXml" ds:itemID="{F9448471-8290-4066-B55E-F40A24A726F9}">
+  <ds:schemaRefs>
+    <ds:schemaRef ds:uri="http://schemas.microsoft.com/office/2006/metadata/properties"/>
+    <ds:schemaRef ds:uri="http://schemas.microsoft.com/office/infopath/2007/PartnerControls"/>
+    <ds:schemaRef ds:uri="d9da7bd8-af51-43f2-9535-1e5448c4b97e"/>
+  </ds:schemaRefs>
+</ds:datastoreItem>
 </file>
 
-<file path=customXml/item3.xml><?xml version="1.0" encoding="utf-8"?>
-<p:properties xmlns:p="http://schemas.microsoft.com/office/2006/metadata/properties" xmlns:xsi="http://www.w3.org/2001/XMLSchema-instance" xmlns:pc="http://schemas.microsoft.com/office/infopath/2007/PartnerControls">
-  <documentManagement>
-    <_activity xmlns="d9da7bd8-af51-43f2-9535-1e5448c4b97e" xsi:nil="true"/>
-  </documentManagement>
-</p:properties>
+<file path=customXml/itemProps2.xml><?xml version="1.0" encoding="utf-8"?>
+<ds:datastoreItem xmlns:ds="http://schemas.openxmlformats.org/officeDocument/2006/customXml" ds:itemID="{B909E4AF-3EDD-4463-8A27-E1DC9E83D690}">
+  <ds:schemaRefs>
+    <ds:schemaRef ds:uri="http://schemas.microsoft.com/sharepoint/v3/contenttype/forms"/>
+  </ds:schemaRefs>
+</ds:datastoreItem>
 </file>
 
-<file path=customXml/itemProps1.xml><?xml version="1.0" encoding="utf-8"?>
+<file path=customXml/itemProps3.xml><?xml version="1.0" encoding="utf-8"?>
 <ds:datastoreItem xmlns:ds="http://schemas.openxmlformats.org/officeDocument/2006/customXml" ds:itemID="{14562252-4D34-46FA-BD2A-E9BDB3B39D47}">
   <ds:schemaRefs>
     <ds:schemaRef ds:uri="http://schemas.microsoft.com/office/2006/metadata/contentType"/>
@@ -1985,22 +1948,4 @@
     <ds:schemaRef ds:uri="http://schemas.microsoft.com/internal/obd"/>
   </ds:schemaRefs>
 </ds:datastoreItem>
-</file>
-
-<file path=customXml/itemProps2.xml><?xml version="1.0" encoding="utf-8"?>
-<ds:datastoreItem xmlns:ds="http://schemas.openxmlformats.org/officeDocument/2006/customXml" ds:itemID="{B909E4AF-3EDD-4463-8A27-E1DC9E83D690}">
-  <ds:schemaRefs>
-    <ds:schemaRef ds:uri="http://schemas.microsoft.com/sharepoint/v3/contenttype/forms"/>
-  </ds:schemaRefs>
-</ds:datastoreItem>
-</file>
-
-<file path=customXml/itemProps3.xml><?xml version="1.0" encoding="utf-8"?>
-<ds:datastoreItem xmlns:ds="http://schemas.openxmlformats.org/officeDocument/2006/customXml" ds:itemID="{F9448471-8290-4066-B55E-F40A24A726F9}">
-  <ds:schemaRefs>
-    <ds:schemaRef ds:uri="http://schemas.microsoft.com/office/2006/metadata/properties"/>
-    <ds:schemaRef ds:uri="http://schemas.microsoft.com/office/infopath/2007/PartnerControls"/>
-    <ds:schemaRef ds:uri="d9da7bd8-af51-43f2-9535-1e5448c4b97e"/>
-  </ds:schemaRefs>
-</ds:datastoreItem>
 </file>